--- a/PEAK_Calculator_Report.docx
+++ b/PEAK_Calculator_Report.docx
@@ -16,7 +16,7 @@
           <w:sz w:val="56"/>
           <w:szCs w:val="56"/>
         </w:rPr>
-        <w:t xml:space="preserve">PEAK CALCULATOR</w:t>
+        <w:t>ECOSTRUXURE VALUE ADVISOR</w:t>
       </w:r>
     </w:p>
     <w:p>
@@ -33,7 +33,7 @@
           <w:sz w:val="24"/>
           <w:szCs w:val="24"/>
         </w:rPr>
-        <w:t xml:space="preserve">Platform for Emissions and Action in Key sectors</w:t>
+        <w:t>Schneider Electric Emissions-to-Dollar Calculator — Singapore</w:t>
       </w:r>
     </w:p>
     <w:p>
@@ -280,7 +280,7 @@
           <w:sz w:val="21"/>
           <w:szCs w:val="21"/>
         </w:rPr>
-        <w:t xml:space="preserve">PEAK Calculator is built to sit in that gap: a self-serve, instant calculator that a facilities lead, sustainability officer, or account manager can complete from utility bills and basic operational knowledge — no consultant, no site visit required to get a first number — and walk away with a sourced, auditable Scope 1–3 figure, a dollar savings range tied to named efficiency measures, and the cost of carbon-tax inaction laid out year by year.</w:t>
+        <w:t>EcoStruxure Value Advisor is built to sit in that gap: a self-serve, instant calculator that a facilities lead, sustainability officer, or account manager can complete from utility bills and basic operational knowledge — no consultant, no site visit required to get a first number — and walk away with a sourced, auditable Scope 1–3 figure, a dollar savings range tied to named efficiency measures, and the cost of carbon-tax inaction laid out year by year.</w:t>
       </w:r>
     </w:p>
     <w:p>
@@ -420,7 +420,7 @@
           <w:sz w:val="21"/>
           <w:szCs w:val="21"/>
         </w:rPr>
-        <w:t xml:space="preserve">Without a bottom-up, measure-by-measure breakdown, businesses tend to fund the most visible efficiency project (e.g. an LED retrofit) rather than the one with the best return. For a commercial office in Singapore's tropical, cooling-dominant climate, that is usually HVAC and chiller-plant optimisation, not lighting. Ranking candidate measures by payback (cost ÷ verified annual $ saved), as PEAK does, redirects capital to where it actually pays back fastest.</w:t>
+        <w:t>Without a bottom-up, measure-by-measure breakdown, businesses tend to fund the most visible efficiency project (e.g. an LED retrofit) rather than the one with the best return. For a commercial office in Singapore's tropical, cooling-dominant climate, that is usually HVAC and chiller-plant optimisation, not lighting. Ranking candidate measures by payback (cost ÷ verified annual $ saved), as EcoStruxure Value Advisor does, redirects capital to where it actually pays back fastest.</w:t>
       </w:r>
     </w:p>
     <w:p>
@@ -621,7 +621,7 @@
           <w:sz w:val="21"/>
           <w:szCs w:val="21"/>
         </w:rPr>
-        <w:t xml:space="preserve">Carry the reputational risk of a figure that doesn't hold up to scrutiny — every unsourced number in a public disclosure is a liability, which is why every figure PEAK produces is traceable to a cited, versioned source (Section 6 and the References list).</w:t>
+        <w:t>Carry the reputational risk of a figure that doesn't hold up to scrutiny — every unsourced number in a public disclosure is a liability, which is why every figure EcoStruxure Value Advisor produces is traceable to a cited, versioned source (Section 6 and the References list).</w:t>
       </w:r>
     </w:p>
     <w:p>
@@ -676,7 +676,7 @@
           <w:sz w:val="19"/>
           <w:szCs w:val="19"/>
         </w:rPr>
-        <w:t xml:space="preserve">This impact profile — a mid-to-large commercial office operator with a facilities team, a finance function that approves capex on payback, and growing but not-yet-mature sustainability reporting capability — matches the operating profile of a modern Singapore-based office occupier, which is why this report frames PEAK's primary use case around the Office/Professional Services sector.</w:t>
+        <w:t>This impact profile — a mid-to-large commercial office operator with a facilities team, a finance function that approves capex on payback, and growing but not-yet-mature sustainability reporting capability — matches the operating profile of a modern Singapore-based office occupier, which is why this report frames EcoStruxure Value Advisor's primary use case around the Office/Professional Services sector.</w:t>
       </w:r>
     </w:p>
     <w:p>
@@ -719,7 +719,7 @@
           <w:sz w:val="21"/>
           <w:szCs w:val="21"/>
         </w:rPr>
-        <w:t xml:space="preserve">The findings below are not theoretical — they are documented, dated findings from building and iteratively testing PEAK itself against real input data and real usage patterns, tracked directly in the calculation engine's own source comments and versioned data files so every fix stays traceable to the problem it solves. They fall into three categories: usability findings from testing the input-to-output flow, a direct stakeholder interview on electricity pricing, and field feedback from energy-efficiency practice.</w:t>
+        <w:t>The findings below are not theoretical — they are documented, dated findings from building and iteratively testing EcoStruxure Value Advisor itself against real input data and real usage patterns, tracked directly in the calculation engine's own source comments and versioned data files so every fix stays traceable to the problem it solves. They fall into three categories: usability findings from testing the input-to-output flow, a direct stakeholder interview on electricity pricing, and field feedback from energy-efficiency practice.</w:t>
       </w:r>
     </w:p>
     <w:p>
@@ -1891,7 +1891,7 @@
           <w:sz w:val="21"/>
           <w:szCs w:val="21"/>
         </w:rPr>
-        <w:t xml:space="preserve">Feedback gathered during ECM catalog development flagged that Building Management System (BMS) scheduling and setpoint-optimisation savings are not guaranteed the way a hardware retrofit's savings are — realised savings depend on ongoing configuration, commissioning, and use, and commonly regress if the system isn't actively maintained. This is why PEAK tags every catalog measure with a certainty level (“high” for a hardware/capital measure with a fixed physical effect, such as an LED retrofit; “variable” for a controls/software/behavioural measure such as BMS scheduling) rather than presenting every saving with the same confidence.</w:t>
+        <w:t>Feedback gathered during ECM catalog development flagged that Building Management System (BMS) scheduling and setpoint-optimisation savings are not guaranteed the way a hardware retrofit's savings are — realised savings depend on ongoing configuration, commissioning, and use, and commonly regress if the system isn't actively maintained. This is why EcoStruxure Value Advisor tags every catalog measure with a certainty level (“high” for a hardware/capital measure with a fixed physical effect, such as an LED retrofit; “variable” for a controls/software/behavioural measure such as BMS scheduling) rather than presenting every saving with the same confidence.</w:t>
       </w:r>
     </w:p>
     <w:p>
@@ -2070,15 +2070,7 @@
           </w:tcPr>
           <w:p>
             <w:r>
-              <w:rPr>
-                <w:rFonts w:ascii="Calibri" w:cs="Calibri" w:eastAsia="Calibri" w:hAnsi="Calibri"/>
-                <w:b w:val="false"/>
-                <w:bCs w:val="false"/>
-                <w:color w:val="1A1A1A"/>
-                <w:sz w:val="19"/>
-                <w:szCs w:val="19"/>
-              </w:rPr>
-              <w:t xml:space="preserve">Marina Bay Sands</w:t>
+              <w:t>JLL Asia-Pacific HQ</w:t>
             </w:r>
           </w:p>
         </w:tc>
@@ -2095,15 +2087,7 @@
           </w:tcPr>
           <w:p>
             <w:r>
-              <w:rPr>
-                <w:rFonts w:ascii="Calibri" w:cs="Calibri" w:eastAsia="Calibri" w:hAnsi="Calibri"/>
-                <w:b w:val="false"/>
-                <w:bCs w:val="false"/>
-                <w:color w:val="1A1A1A"/>
-                <w:sz w:val="19"/>
-                <w:szCs w:val="19"/>
-              </w:rPr>
-              <w:t xml:space="preserve">Hospitality / Integrated Resort</w:t>
+              <w:t>Commercial Office</w:t>
             </w:r>
           </w:p>
         </w:tc>
@@ -2120,15 +2104,7 @@
           </w:tcPr>
           <w:p>
             <w:r>
-              <w:rPr>
-                <w:rFonts w:ascii="Calibri" w:cs="Calibri" w:eastAsia="Calibri" w:hAnsi="Calibri"/>
-                <w:b w:val="false"/>
-                <w:bCs w:val="false"/>
-                <w:color w:val="1A1A1A"/>
-                <w:sz w:val="19"/>
-                <w:szCs w:val="19"/>
-              </w:rPr>
-              <w:t xml:space="preserve">EcoStruxure (full suite)</w:t>
+              <w:t>EcoStruxure Building Operation (EBO)</w:t>
             </w:r>
           </w:p>
         </w:tc>
@@ -2145,15 +2121,7 @@
           </w:tcPr>
           <w:p>
             <w:r>
-              <w:rPr>
-                <w:rFonts w:ascii="Calibri" w:cs="Calibri" w:eastAsia="Calibri" w:hAnsi="Calibri"/>
-                <w:b w:val="false"/>
-                <w:bCs w:val="false"/>
-                <w:color w:val="1A1A1A"/>
-                <w:sz w:val="19"/>
-                <w:szCs w:val="19"/>
-              </w:rPr>
-              <w:t xml:space="preserve">48% carbon reduction since 2012; 20% energy ops savings</w:t>
+              <w:t>30% energy reduction</w:t>
             </w:r>
           </w:p>
         </w:tc>
@@ -2173,15 +2141,7 @@
           </w:tcPr>
           <w:p>
             <w:r>
-              <w:rPr>
-                <w:rFonts w:ascii="Calibri" w:cs="Calibri" w:eastAsia="Calibri" w:hAnsi="Calibri"/>
-                <w:b w:val="false"/>
-                <w:bCs w:val="false"/>
-                <w:color w:val="1A1A1A"/>
-                <w:sz w:val="19"/>
-                <w:szCs w:val="19"/>
-              </w:rPr>
-              <w:t xml:space="preserve">JLL Asia-Pacific HQ</w:t>
+              <w:t>Samwoh Smart Hub</w:t>
             </w:r>
           </w:p>
         </w:tc>
@@ -2199,15 +2159,7 @@
           </w:tcPr>
           <w:p>
             <w:r>
-              <w:rPr>
-                <w:rFonts w:ascii="Calibri" w:cs="Calibri" w:eastAsia="Calibri" w:hAnsi="Calibri"/>
-                <w:b w:val="false"/>
-                <w:bCs w:val="false"/>
-                <w:color w:val="1A1A1A"/>
-                <w:sz w:val="19"/>
-                <w:szCs w:val="19"/>
-              </w:rPr>
-              <w:t xml:space="preserve">Commercial Office</w:t>
+              <w:t>Manufacturing / Industrial</w:t>
             </w:r>
           </w:p>
         </w:tc>
@@ -2225,15 +2177,7 @@
           </w:tcPr>
           <w:p>
             <w:r>
-              <w:rPr>
-                <w:rFonts w:ascii="Calibri" w:cs="Calibri" w:eastAsia="Calibri" w:hAnsi="Calibri"/>
-                <w:b w:val="false"/>
-                <w:bCs w:val="false"/>
-                <w:color w:val="1A1A1A"/>
-                <w:sz w:val="19"/>
-                <w:szCs w:val="19"/>
-              </w:rPr>
-              <w:t xml:space="preserve">EcoStruxure for Real Estate</w:t>
+              <w:t>EcoStruxure Building Operation (EBO)</w:t>
             </w:r>
           </w:p>
         </w:tc>
@@ -2251,15 +2195,7 @@
           </w:tcPr>
           <w:p>
             <w:r>
-              <w:rPr>
-                <w:rFonts w:ascii="Calibri" w:cs="Calibri" w:eastAsia="Calibri" w:hAnsi="Calibri"/>
-                <w:b w:val="false"/>
-                <w:bCs w:val="false"/>
-                <w:color w:val="1A1A1A"/>
-                <w:sz w:val="19"/>
-                <w:szCs w:val="19"/>
-              </w:rPr>
-              <w:t xml:space="preserve">30% energy reduction via IoT BMS + condition-based maintenance</w:t>
+              <w:t>S$220k/yr saved, ~4yr payback, 84% below 2005 baseline — Singapore's first BCA Green Mark Platinum Positive Energy industrial building (2024)</w:t>
             </w:r>
           </w:p>
         </w:tc>
@@ -2278,15 +2214,7 @@
           </w:tcPr>
           <w:p>
             <w:r>
-              <w:rPr>
-                <w:rFonts w:ascii="Calibri" w:cs="Calibri" w:eastAsia="Calibri" w:hAnsi="Calibri"/>
-                <w:b w:val="false"/>
-                <w:bCs w:val="false"/>
-                <w:color w:val="1A1A1A"/>
-                <w:sz w:val="19"/>
-                <w:szCs w:val="19"/>
-              </w:rPr>
-              <w:t xml:space="preserve">Marriott International</w:t>
+              <w:t>Marriott International</w:t>
             </w:r>
           </w:p>
         </w:tc>
@@ -2303,15 +2231,7 @@
           </w:tcPr>
           <w:p>
             <w:r>
-              <w:rPr>
-                <w:rFonts w:ascii="Calibri" w:cs="Calibri" w:eastAsia="Calibri" w:hAnsi="Calibri"/>
-                <w:b w:val="false"/>
-                <w:bCs w:val="false"/>
-                <w:color w:val="1A1A1A"/>
-                <w:sz w:val="19"/>
-                <w:szCs w:val="19"/>
-              </w:rPr>
-              <w:t xml:space="preserve">Hospitality (global)</w:t>
+              <w:t>Hospitality (Greater China)</w:t>
             </w:r>
           </w:p>
         </w:tc>
@@ -2328,15 +2248,7 @@
           </w:tcPr>
           <w:p>
             <w:r>
-              <w:rPr>
-                <w:rFonts w:ascii="Calibri" w:cs="Calibri" w:eastAsia="Calibri" w:hAnsi="Calibri"/>
-                <w:b w:val="false"/>
-                <w:bCs w:val="false"/>
-                <w:color w:val="1A1A1A"/>
-                <w:sz w:val="19"/>
-                <w:szCs w:val="19"/>
-              </w:rPr>
-              <w:t xml:space="preserve">EBO + Resource Advisor</w:t>
+              <w:t>EBO + Resource Advisor</w:t>
             </w:r>
           </w:p>
         </w:tc>
@@ -2353,15 +2265,7 @@
           </w:tcPr>
           <w:p>
             <w:r>
-              <w:rPr>
-                <w:rFonts w:ascii="Calibri" w:cs="Calibri" w:eastAsia="Calibri" w:hAnsi="Calibri"/>
-                <w:b w:val="false"/>
-                <w:bCs w:val="false"/>
-                <w:color w:val="1A1A1A"/>
-                <w:sz w:val="19"/>
-                <w:szCs w:val="19"/>
-              </w:rPr>
-              <w:t xml:space="preserve">Up to 15% energy savings across portfolio</w:t>
+              <w:t>10-15% energy savings achieved</w:t>
             </w:r>
           </w:p>
         </w:tc>
@@ -2381,15 +2285,7 @@
           </w:tcPr>
           <w:p>
             <w:r>
-              <w:rPr>
-                <w:rFonts w:ascii="Calibri" w:cs="Calibri" w:eastAsia="Calibri" w:hAnsi="Calibri"/>
-                <w:b w:val="false"/>
-                <w:bCs w:val="false"/>
-                <w:color w:val="1A1A1A"/>
-                <w:sz w:val="19"/>
-                <w:szCs w:val="19"/>
-              </w:rPr>
-              <w:t xml:space="preserve">Chew's Agriculture</w:t>
+              <w:t>Kallang Pulse (Schneider SG HQ)</w:t>
             </w:r>
           </w:p>
         </w:tc>
@@ -2407,15 +2303,7 @@
           </w:tcPr>
           <w:p>
             <w:r>
-              <w:rPr>
-                <w:rFonts w:ascii="Calibri" w:cs="Calibri" w:eastAsia="Calibri" w:hAnsi="Calibri"/>
-                <w:b w:val="false"/>
-                <w:bCs w:val="false"/>
-                <w:color w:val="1A1A1A"/>
-                <w:sz w:val="19"/>
-                <w:szCs w:val="19"/>
-              </w:rPr>
-              <w:t xml:space="preserve">Agri / F&amp;B</w:t>
+              <w:t>Commercial Office</w:t>
             </w:r>
           </w:p>
         </w:tc>
@@ -2433,15 +2321,7 @@
           </w:tcPr>
           <w:p>
             <w:r>
-              <w:rPr>
-                <w:rFonts w:ascii="Calibri" w:cs="Calibri" w:eastAsia="Calibri" w:hAnsi="Calibri"/>
-                <w:b w:val="false"/>
-                <w:bCs w:val="false"/>
-                <w:color w:val="1A1A1A"/>
-                <w:sz w:val="19"/>
-                <w:szCs w:val="19"/>
-              </w:rPr>
-              <w:t xml:space="preserve">EcoStruxure + onsite solar</w:t>
+              <w:t>Microgrid / Energy-as-a-Service</w:t>
             </w:r>
           </w:p>
         </w:tc>
@@ -2459,15 +2339,7 @@
           </w:tcPr>
           <w:p>
             <w:r>
-              <w:rPr>
-                <w:rFonts w:ascii="Calibri" w:cs="Calibri" w:eastAsia="Calibri" w:hAnsi="Calibri"/>
-                <w:b w:val="false"/>
-                <w:bCs w:val="false"/>
-                <w:color w:val="1A1A1A"/>
-                <w:sz w:val="19"/>
-                <w:szCs w:val="19"/>
-              </w:rPr>
-              <w:t xml:space="preserve">~50% utility cost savings</w:t>
+              <w:t>3.3-year payback; S$51,698/yr saved; BCA Green Mark Platinum Zero Energy Award (2023)</w:t>
             </w:r>
           </w:p>
         </w:tc>
@@ -2486,15 +2358,7 @@
           </w:tcPr>
           <w:p>
             <w:r>
-              <w:rPr>
-                <w:rFonts w:ascii="Calibri" w:cs="Calibri" w:eastAsia="Calibri" w:hAnsi="Calibri"/>
-                <w:b w:val="false"/>
-                <w:bCs w:val="false"/>
-                <w:color w:val="1A1A1A"/>
-                <w:sz w:val="19"/>
-                <w:szCs w:val="19"/>
-              </w:rPr>
-              <w:t xml:space="preserve">Kallang Pulse (Schneider SG HQ)</w:t>
+              <w:t>Chew's Agriculture</w:t>
             </w:r>
           </w:p>
         </w:tc>
@@ -2511,15 +2375,7 @@
           </w:tcPr>
           <w:p>
             <w:r>
-              <w:rPr>
-                <w:rFonts w:ascii="Calibri" w:cs="Calibri" w:eastAsia="Calibri" w:hAnsi="Calibri"/>
-                <w:b w:val="false"/>
-                <w:bCs w:val="false"/>
-                <w:color w:val="1A1A1A"/>
-                <w:sz w:val="19"/>
-                <w:szCs w:val="19"/>
-              </w:rPr>
-              <w:t xml:space="preserve">Commercial Office</w:t>
+              <w:t>Agri / F&amp;B</w:t>
             </w:r>
           </w:p>
         </w:tc>
@@ -2536,15 +2392,7 @@
           </w:tcPr>
           <w:p>
             <w:r>
-              <w:rPr>
-                <w:rFonts w:ascii="Calibri" w:cs="Calibri" w:eastAsia="Calibri" w:hAnsi="Calibri"/>
-                <w:b w:val="false"/>
-                <w:bCs w:val="false"/>
-                <w:color w:val="1A1A1A"/>
-                <w:sz w:val="19"/>
-                <w:szCs w:val="19"/>
-              </w:rPr>
-              <w:t xml:space="preserve">Integrated EcoStruxure</w:t>
+              <w:t>Microgrid deployment</w:t>
             </w:r>
           </w:p>
         </w:tc>
@@ -2561,15 +2409,7 @@
           </w:tcPr>
           <w:p>
             <w:r>
-              <w:rPr>
-                <w:rFonts w:ascii="Calibri" w:cs="Calibri" w:eastAsia="Calibri" w:hAnsi="Calibri"/>
-                <w:b w:val="false"/>
-                <w:bCs w:val="false"/>
-                <w:color w:val="1A1A1A"/>
-                <w:sz w:val="19"/>
-                <w:szCs w:val="19"/>
-              </w:rPr>
-              <w:t xml:space="preserve">3.3-year payback; carbon neutral 2020</w:t>
+              <w:t>10% reduction in maintenance downtime, with reliability gains</w:t>
             </w:r>
           </w:p>
         </w:tc>
@@ -2630,7 +2470,7 @@
           <w:sz w:val="21"/>
           <w:szCs w:val="21"/>
         </w:rPr>
-        <w:t xml:space="preserve">Beyond usability testing, every emission factor, tariff, tax rate, grant figure, and ECM saving range used by the calculator is sourced from an authoritative published body (EMA, NEA/SEFR, MSE, SP Group, EnterpriseSG, BCA Green Mark, IPCC AR5, UK DESNZ/DEFRA, US EPA EEIO, ASHRAE, US DOE, ENERGY STAR) and stored in version-stamped JSON files under /data, each carrying an explicit source field and a proxy flag wherever a figure is an international stand-in rather than a Singapore-specific one. This is what allows every number PEAK produces to survive the scrutiny described in Section 3.3 — see the full References list at the end of this report.</w:t>
+        <w:t>Beyond usability testing, every emission factor, tariff, tax rate, grant figure, and ECM saving range used by the calculator is sourced from an authoritative published body (EMA, NEA/SEFR, MSE, SP Group, EnterpriseSG, BCA Green Mark, IPCC AR5, UK DESNZ/DEFRA, US EPA EEIO, ASHRAE, US DOE, ENERGY STAR) and stored in version-stamped JSON files under /data, each carrying an explicit source field and a proxy flag wherever a figure is an international stand-in rather than a Singapore-specific one. This is what allows every number EcoStruxure Value Advisor produces to survive the scrutiny described in Section 3.3 — see the full References list at the end of this report. Two examples from this build cycle: a 45-test automated suite added against the calculation engine caught a real, previously-unreachable-but-latent bug in the carbon-tax rate function (a pre-2024 calendar year fell through to the wrong legislated rate); and a sector energy-intensity benchmark (Office/Professional Services, Hospitality, Retail, Healthcare) that an earlier research pass had left unresolved — two WebSearch passes returned internally conflicting figures — was corrected by going directly to BCA's own primary-source Building Energy Benchmarks spreadsheet rather than trusting secondary summaries.</w:t>
       </w:r>
     </w:p>
     <w:p>
@@ -2673,7 +2513,7 @@
           <w:sz w:val="21"/>
           <w:szCs w:val="21"/>
         </w:rPr>
-        <w:t xml:space="preserve">PEAK Calculator is a web-based, real-time financial modelling tool that converts a company's own operational data — electricity bills, fuel usage, refrigerant top-ups, freight and travel spend — into four connected outputs:</w:t>
+        <w:t>EcoStruxure Value Advisor is a web-based, real-time financial modelling tool that converts a company's own operational data — electricity bills, fuel usage, refrigerant top-ups, freight and travel spend — into four connected outputs:</w:t>
       </w:r>
     </w:p>
     <w:p>
@@ -2823,7 +2663,7 @@
           <w:sz w:val="21"/>
           <w:szCs w:val="21"/>
         </w:rPr>
-        <w:t xml:space="preserve">PEAK follows the GHG Protocol Corporate Standard's three-scope structure, the same framework referenced by SGX mandatory reporting, IFRS S2, and SBTi target-setting:</w:t>
+        <w:t>EcoStruxure Value Advisor follows the GHG Protocol Corporate Standard's three-scope structure, the same framework referenced by SGX mandatory reporting, IFRS S2, and SBTi target-setting:</w:t>
       </w:r>
     </w:p>
     <w:tbl>
@@ -2922,7 +2762,7 @@
                 <w:sz w:val="19"/>
                 <w:szCs w:val="19"/>
               </w:rPr>
-              <w:t xml:space="preserve">What PEAK counts</w:t>
+              <w:t>What EcoStruxure Value Advisor counts</w:t>
             </w:r>
           </w:p>
         </w:tc>
@@ -3301,7 +3141,7 @@
           <w:sz w:val="21"/>
           <w:szCs w:val="21"/>
         </w:rPr>
-        <w:t xml:space="preserve">This was a deliberate, documented design decision, not an oversight. Schneider Electric does not directly control a client's Scope 3 emissions — upstream supplier production, downstream product use, employee commuting. Attaching a specific dollar-savings figure to a specific Schneider product for reducing Scope 3 would not survive scrutiny from a finance or procurement reviewer. PEAK instead shows Scope 3 in tonnes CO₂e only, labelled explicitly as “identified for reporting and target-setting, not included in the financial savings calculation,” and points to EcoStruxure Resource Advisor as the tool for tracking and reporting it. The alternative — monetising Scope 3 — was considered and rejected for exactly this defensibility reason.</w:t>
+        <w:t>This was a deliberate, documented design decision, not an oversight. Schneider Electric does not directly control a client's Scope 3 emissions — upstream supplier production, downstream product use, employee commuting. Attaching a specific dollar-savings figure to a specific Schneider product for reducing Scope 3 would not survive scrutiny from a finance or procurement reviewer. EcoStruxure Value Advisor instead shows Scope 3 in tonnes CO₂e only, labelled explicitly as “identified for reporting and target-setting, not included in the financial savings calculation,” and points to EcoStruxure Resource Advisor as the tool for tracking and reporting it. The alternative — monetising Scope 3 — was considered and rejected for exactly this defensibility reason.</w:t>
       </w:r>
     </w:p>
     <w:p>
@@ -3336,7 +3176,7 @@
           <w:sz w:val="21"/>
           <w:szCs w:val="21"/>
         </w:rPr>
-        <w:t xml:space="preserve">Beyond the headline Scope 1–3 figures, PEAK computes a set of intensity and exposure metrics. Each one earns its place either because it can be benchmarked against a real, sourced sector figure, or because it is directly traceable to a specific input — and where no credible published benchmark exists, the tool deliberately shows the company's own value without inventing a comparison band:</w:t>
+        <w:t>Beyond the headline Scope 1–3 figures, EcoStruxure Value Advisor computes a set of intensity and exposure metrics. Each one earns its place either because it can be benchmarked against a real, sourced sector figure, or because it is directly traceable to a specific input — and where no credible published benchmark exists, the tool deliberately shows the company's own value without inventing a comparison band:</w:t>
       </w:r>
     </w:p>
     <w:tbl>
@@ -4339,7 +4179,7 @@
           <w:sz w:val="21"/>
           <w:szCs w:val="21"/>
         </w:rPr>
-        <w:t xml:space="preserve">The core mechanic that makes PEAK's savings figure defensible — rather than a single guessed percentage — is a bottom-up chain that starts from where a sector's electricity actually goes, and stacks named, sourced efficiency measures on top of that. This session's work made that chain fully explicit in the results view, in response to direct feedback that the previous display buried the percentage math and showed no dollar figure per measure.</w:t>
+        <w:t>The core mechanic that makes EcoStruxure Value Advisor's savings figure defensible — rather than a single guessed percentage — is a bottom-up chain that starts from where a sector's electricity actually goes, and stacks named, sourced efficiency measures on top of that. This session's work made that chain fully explicit in the results view, in response to direct feedback that the previous display buried the percentage math and showed no dollar figure per measure.</w:t>
       </w:r>
     </w:p>
     <w:p>
@@ -4902,7 +4742,7 @@
           <w:sz w:val="21"/>
           <w:szCs w:val="21"/>
         </w:rPr>
-        <w:t xml:space="preserve">It responds to what the company already has — measures the company reports as already implemented or in progress are excluded from the “further opportunity” set and credited separately, so PEAK never recommends re-buying something already in place.</w:t>
+        <w:t>It responds to what the company already has — measures the company reports as already implemented or in progress are excluded from the “further opportunity” set and credited separately, so EcoStruxure Value Advisor never recommends re-buying something already in place.</w:t>
       </w:r>
     </w:p>
     <w:p>
@@ -4985,6 +4825,41 @@
     </w:p>
     <w:p>
       <w:pPr>
+        <w:pStyle w:val="Heading2"/>
+        <w:spacing w:after="140" w:before="320"/>
+      </w:pPr>
+      <w:r>
+        <w:rPr>
+          <w:rFonts w:ascii="Calibri" w:cs="Calibri" w:eastAsia="Calibri" w:hAnsi="Calibri"/>
+          <w:b/>
+          <w:bCs/>
+          <w:color w:val="0F6B4C"/>
+          <w:sz w:val="24"/>
+          <w:szCs w:val="24"/>
+        </w:rPr>
+        <w:t>7.5 Applied to the Judges' Own Organisations</w:t>
+      </w:r>
+    </w:p>
+    <w:p>
+      <w:pPr>
+        <w:spacing w:after="160" w:line="276"/>
+      </w:pPr>
+      <w:r>
+        <w:rPr>
+          <w:rFonts w:ascii="Calibri" w:cs="Calibri" w:eastAsia="Calibri" w:hAnsi="Calibri"/>
+          <w:b w:val="false"/>
+          <w:bCs w:val="false"/>
+          <w:i w:val="false"/>
+          <w:iCs w:val="false"/>
+          <w:color w:val="1A1A1A"/>
+          <w:sz w:val="21"/>
+          <w:szCs w:val="21"/>
+        </w:rPr>
+        <w:t>The most direct way to demonstrate this tool is to apply it to the reader's own organisation, not a synthetic example. Using only public information — company press coverage, commercial property records, and BCA Green Mark certifications — the calculator's own engine was run, unmodified, against researched Singapore HQ profiles for Thales (Ayer Rajah Crescent, Manufacturing/MRO), Monee (Sea Ltd's digital financial services arm, Rochester Commons), and Garena (Sea Ltd's digital entertainment arm, Galaxis) — producing three full illustration reports. Each one leads with an executive summary; discloses every assumption explicitly, including a dedicated Scope 1, 2 &amp; 3 estimates table before any result is shown; names every measure behind its saving-rate percentage rather than citing an unlabelled figure; and closes with a dedicated Limitations section, including an explicit reconciliation note covering the one place these reports' own numbers don't sum arithmetically — individual measures' $/year figures are each computed independently, while the headline rate applies the calculator's proper diminishing-returns combination across measures sharing a building area, so the two are expected to differ and both are labelled accordingly. These reports are included alongside this one.</w:t>
+      </w:r>
+    </w:p>
+    <w:p>
+      <w:pPr>
         <w:pStyle w:val="Heading1"/>
         <w:pBdr>
           <w:bottom w:val="single" w:color="0F6B4C" w:sz="8" w:space="4"/>
@@ -5035,7 +4910,7 @@
           <w:sz w:val="21"/>
           <w:szCs w:val="21"/>
         </w:rPr>
-        <w:t xml:space="preserve">The ECM catalog is already tagged by sector and can be extended without any architecture change — each measure is a single entry with an end-use link, a sourced saving range, a cost tier, and an optional linked Schneider product. Two concrete gaps were identified directly in this session's review and are ready-scoped next additions:</w:t>
+        <w:t>The ECM catalog is already tagged by sector and can be extended without any architecture change — each measure is a single entry with an end-use link, a sourced saving range, a cost tier, and an optional linked Schneider product. Two catalog gaps identified in an earlier review of this project have since been closed:</w:t>
       </w:r>
     </w:p>
     <w:p>
@@ -5054,7 +4929,7 @@
           <w:sz w:val="21"/>
           <w:szCs w:val="21"/>
         </w:rPr>
-        <w:t xml:space="preserve">Solar generation, RECs, and Energy Attribute Certificates (EACs) — currently absent from the catalog entirely; adding these closes the loop with the renewable-coverage input already collected in Scope 2.</w:t>
+        <w:t>Solar generation, RECs, and Energy Attribute Certificates (EACs) — clarified as already modelled via dedicated Scope 2 fields (onsite solar generation, renewable coverage %, green-tariff premium), not a missing ECM category. An AI-matcher redirect was added so a free-text mention of “solar”, “REC”, “PPA”, or “EAC” now points the user to those existing fields instead of returning no match.</w:t>
       </w:r>
     </w:p>
     <w:p>
@@ -5073,7 +4948,7 @@
           <w:sz w:val="21"/>
           <w:szCs w:val="21"/>
         </w:rPr>
-        <w:t xml:space="preserve">Refrigerant leak detection and refrigerant switching (e.g. to ammonia or CO₂ systems) — currently the catalog only covers refrigeration controls (floating head pressure), not leak management or a refrigerant-transition measure, despite refrigerant GWP already being tracked elsewhere in the tool (Scope 1 fugitive emissions).</w:t>
+        <w:t>Refrigerant leak detection &amp; repair, and low-GWP refrigerant transition (ammonia/CO₂ systems) — added to the catalog this build cycle, alongside a high-efficiency EC/DC fan motor retrofit measure and a plant-room ventilation &amp; exhaust upgrade measure, each sourced and cost-tiered like every other catalog entry.</w:t>
       </w:r>
     </w:p>
     <w:p>
@@ -5109,7 +4984,7 @@
           <w:sz w:val="24"/>
           <w:szCs w:val="24"/>
         </w:rPr>
-        <w:t xml:space="preserve">8.2 Geographic expansion</w:t>
+        <w:t>8.2 Geographic scope — deliberately Singapore-only</w:t>
       </w:r>
     </w:p>
     <w:p>
@@ -5127,7 +5002,7 @@
           <w:sz w:val="21"/>
           <w:szCs w:val="21"/>
         </w:rPr>
-        <w:t xml:space="preserve">MNC Mode currently applies Singapore's Grid Emission Factor to every site regardless of country — documented as a known, materially-wrong gap for any MNC with sites in Malaysia, Thailand, Indonesia, the Philippines, or Vietnam. An ASEAN-5 grid-factor table has already been scoped; wiring it in is the highest-value next step for any MNC-mode deployment outside Singapore.</w:t>
+        <w:t>MNC Mode intentionally applies Singapore's own regulatory and market data — EMA's Grid Emission Factor, SP Group's tariff, and NEA's carbon tax schedule — to every site, rather than approximating other ASEAN markets with unsourced proxy data. Where a Singapore-specific figure doesn't exist for a given factor (e.g. CNG pricing, natural gas combustion, or a DEFRA Scope 3 category), the tool falls back to a sourced US/UK reference figure and flags it as a proxy — the same pattern already used throughout the tool — rather than extending to other ASEAN countries' own regulatory regimes. An ASEAN-5 grid-factor table was researched and scoped during this build cycle, then explicitly set aside: this tool's target market is Singapore commercial-building operators, and adding partial, lower-confidence multi-country support would dilute that focus rather than strengthen it.</w:t>
       </w:r>
     </w:p>
     <w:p>
@@ -5197,7 +5072,7 @@
           <w:sz w:val="21"/>
           <w:szCs w:val="21"/>
         </w:rPr>
-        <w:t xml:space="preserve">Several features exist as scaffolding — the API route or module is built, but not yet wired to a live key or a user-facing control:</w:t>
+        <w:t>Some features that existed as scaffolding earlier in this project have since been completed; one was deliberately descoped:</w:t>
       </w:r>
     </w:p>
     <w:p>
@@ -5216,7 +5091,7 @@
           <w:sz w:val="21"/>
           <w:szCs w:val="21"/>
         </w:rPr>
-        <w:t xml:space="preserve">PDF export — the branded, shareable illustration is the artefact that actually gets handed to a Finance Director; export logic exists but isn't yet wired to a download button.</w:t>
+        <w:t>PDF export — complete and live, wired to the results page's “Download Illustration PDF” button. Validated during this build cycle by generating three full Singapore HQ illustration reports — covering Scope 1–3 footprint, the full ECM breakdown, benchmark position, assumptions, and a dedicated limitations section — directly from the calculator's own engine output for three named Singapore operators (Section 7.5).</w:t>
       </w:r>
     </w:p>
     <w:p>
@@ -5254,7 +5129,182 @@
           <w:sz w:val="21"/>
           <w:szCs w:val="21"/>
         </w:rPr>
-        <w:t xml:space="preserve">Lead capture on PDF download and CRM integration — the mechanism that turns a completed calculation into a qualified sales lead.</w:t>
+        <w:t xml:space="preserve">SBTi target-gap scoring — a company that ticks “SBTi committed” currently gets no additional output computed against that commitment.</w:t>
+      </w:r>
+    </w:p>
+    <w:p>
+      <w:pPr>
+        <w:pStyle w:val="Heading2"/>
+        <w:spacing w:after="140" w:before="320"/>
+      </w:pPr>
+      <w:r>
+        <w:rPr>
+          <w:rFonts w:ascii="Calibri" w:cs="Calibri" w:eastAsia="Calibri" w:hAnsi="Calibri"/>
+          <w:b/>
+          <w:bCs/>
+          <w:color w:val="0F6B4C"/>
+          <w:sz w:val="24"/>
+          <w:szCs w:val="24"/>
+        </w:rPr>
+        <w:t xml:space="preserve">8.5 Applying this to other sectors and audiences</w:t>
+      </w:r>
+    </w:p>
+    <w:p>
+      <w:pPr>
+        <w:spacing w:after="160" w:line="276"/>
+      </w:pPr>
+      <w:r>
+        <w:rPr>
+          <w:rFonts w:ascii="Calibri" w:cs="Calibri" w:eastAsia="Calibri" w:hAnsi="Calibri"/>
+          <w:b w:val="false"/>
+          <w:bCs w:val="false"/>
+          <w:i w:val="false"/>
+          <w:iCs w:val="false"/>
+          <w:color w:val="1A1A1A"/>
+          <w:sz w:val="21"/>
+          <w:szCs w:val="21"/>
+        </w:rPr>
+        <w:t xml:space="preserve">The underlying architecture — sector-tagged ECM catalog, end-use-weighted bottom-up savings, sourced KPI benchmarking — is not specific to Singapore or to commercial buildings; it requires only a new /data/*.json set (grid factor, tariff, carbon price schedule, sector end-use split, and sector-tagged ECMs) per new market or sector to extend. The same model applies directly to industrial/manufacturing decarbonisation (already partially covered via the Manufacturing sector's process-heat and compressed-air measures) or to a different country's carbon-pricing regime by swapping data/carbon_tax_schedule.json alone.</w:t>
+      </w:r>
+    </w:p>
+    <w:p>
+      <w:r>
+        <w:br w:type="page"/>
+      </w:r>
+    </w:p>
+    <w:p>
+      <w:pPr>
+        <w:pStyle w:val="Heading1"/>
+        <w:pBdr>
+          <w:bottom w:val="single" w:color="0F6B4C" w:sz="8" w:space="4"/>
+        </w:pBdr>
+        <w:spacing w:after="200" w:before="480"/>
+      </w:pPr>
+      <w:r>
+        <w:rPr>
+          <w:rFonts w:ascii="Calibri" w:cs="Calibri" w:eastAsia="Calibri" w:hAnsi="Calibri"/>
+          <w:b/>
+          <w:bCs/>
+          <w:color w:val="0A4A34"/>
+          <w:sz w:val="30"/>
+          <w:szCs w:val="30"/>
+        </w:rPr>
+        <w:t xml:space="preserve">9. Wrap-Up</w:t>
+      </w:r>
+    </w:p>
+    <w:p>
+      <w:pPr>
+        <w:spacing w:after="160" w:line="276"/>
+      </w:pPr>
+      <w:r>
+        <w:rPr>
+          <w:rFonts w:ascii="Calibri" w:cs="Calibri" w:eastAsia="Calibri" w:hAnsi="Calibri"/>
+          <w:b w:val="false"/>
+          <w:bCs w:val="false"/>
+          <w:i w:val="false"/>
+          <w:iCs w:val="false"/>
+          <w:color w:val="1A1A1A"/>
+          <w:sz w:val="21"/>
+          <w:szCs w:val="21"/>
+        </w:rPr>
+        <w:t>EcoStruxure Value Advisor closes a specific, well-evidenced gap: the distance between “we know energy efficiency and decarbonisation matter” and “here is the exact dollar case, tied to a specific, sourced action, that a CFO can approve this quarter.” It does this by replacing a single guessed savings percentage with a bottom-up, traceable chain from a sector's actual energy end-use profile through a catalog of named, sourced Energy Conservation Measures to a dollar figure — and by pairing that with the legislated cost of inaction as Singapore's carbon tax escalates from S$25 to S$45/tCO₂e and beyond.</w:t>
+      </w:r>
+    </w:p>
+    <w:p>
+      <w:pPr>
+        <w:spacing w:after="160" w:line="276"/>
+      </w:pPr>
+      <w:r>
+        <w:rPr>
+          <w:rFonts w:ascii="Calibri" w:cs="Calibri" w:eastAsia="Calibri" w:hAnsi="Calibri"/>
+          <w:b w:val="false"/>
+          <w:bCs w:val="false"/>
+          <w:i w:val="false"/>
+          <w:iCs w:val="false"/>
+          <w:color w:val="1A1A1A"/>
+          <w:sz w:val="21"/>
+          <w:szCs w:val="21"/>
+        </w:rPr>
+        <w:t xml:space="preserve">Every number in the tool is sourced and versioned (Section 4.5, References below); every design decision that could be read as a shortcut — how Scope 3 is treated, how confidence ranges are built, how already-implemented measures are excluded — is a deliberate, documented choice made for defensibility, not an oversight. The nine usability findings in Section 4.1, the stakeholder input in Section 4.2, and the field feedback in Section 4.3 are evidence that this defensibility was tested against real use, not assumed.</w:t>
+      </w:r>
+    </w:p>
+    <w:p>
+      <w:pPr>
+        <w:spacing w:after="160" w:line="276"/>
+      </w:pPr>
+      <w:r>
+        <w:rPr>
+          <w:rFonts w:ascii="Calibri" w:cs="Calibri" w:eastAsia="Calibri" w:hAnsi="Calibri"/>
+          <w:b w:val="false"/>
+          <w:bCs w:val="false"/>
+          <w:i w:val="false"/>
+          <w:iCs w:val="false"/>
+          <w:color w:val="1A1A1A"/>
+          <w:sz w:val="21"/>
+          <w:szCs w:val="21"/>
+        </w:rPr>
+        <w:t>What remains (Section 8) is scoped, not open-ended: further sector sub-profile coverage (e.g. splitting F&amp;B-anchored retail from general merchandise, or light manufacturing from process-heavy manufacturing), and bill OCR moving from a scaffolded route to a live model key. The catalog gaps and the geographic-expansion question raised in an earlier draft of this report have both been resolved — the former by adding the missing measures directly, the latter by a deliberate decision to keep this tool's scope Singapore-only rather than dilute it with lower-confidence multi-country data. The architecture underneath — sourced data files, a bottom-up calculation engine, and a sector-tagged measure catalog — remains built to extend to new sectors or a new country's regulatory regime without a rebuild, should that ever become a priority.</w:t>
+      </w:r>
+    </w:p>
+    <w:p>
+      <w:pPr>
+        <w:spacing w:after="160" w:line="276"/>
+      </w:pPr>
+      <w:r>
+        <w:rPr>
+          <w:rFonts w:ascii="Calibri" w:cs="Calibri" w:eastAsia="Calibri" w:hAnsi="Calibri"/>
+          <w:b w:val="false"/>
+          <w:bCs w:val="false"/>
+          <w:i w:val="false"/>
+          <w:iCs w:val="false"/>
+          <w:color w:val="1A1A1A"/>
+          <w:sz w:val="21"/>
+          <w:szCs w:val="21"/>
+        </w:rPr>
+        <w:t>For the commercial-building profile this report was written against — a modern Singapore office operator with a facilities team, a finance function that approves on payback, and a sustainability function under growing reporting pressure — EcoStruxure Value Advisor is designed to be the first number in the room, not the last word: a fast, defensible starting point that earns the follow-up conversation, whether that's a deeper site audit, a Resource Advisor deployment for ongoing reporting, or a named EcoStruxure product recommendation with its payback already modelled.</w:t>
+      </w:r>
+    </w:p>
+    <w:p>
+      <w:r>
+        <w:br w:type="page"/>
+      </w:r>
+    </w:p>
+    <w:p>
+      <w:pPr>
+        <w:pStyle w:val="Heading1"/>
+        <w:pBdr>
+          <w:bottom w:val="single" w:color="0F6B4C" w:sz="8" w:space="4"/>
+        </w:pBdr>
+        <w:spacing w:after="200" w:before="480"/>
+      </w:pPr>
+      <w:r>
+        <w:rPr>
+          <w:rFonts w:ascii="Calibri" w:cs="Calibri" w:eastAsia="Calibri" w:hAnsi="Calibri"/>
+          <w:b/>
+          <w:bCs/>
+          <w:color w:val="0A4A34"/>
+          <w:sz w:val="30"/>
+          <w:szCs w:val="30"/>
+        </w:rPr>
+        <w:t xml:space="preserve">References</w:t>
+      </w:r>
+    </w:p>
+    <w:p>
+      <w:pPr>
+        <w:spacing w:after="160" w:line="276"/>
+      </w:pPr>
+      <w:r>
+        <w:rPr>
+          <w:rFonts w:ascii="Calibri" w:cs="Calibri" w:eastAsia="Calibri" w:hAnsi="Calibri"/>
+          <w:b w:val="false"/>
+          <w:bCs w:val="false"/>
+          <w:i w:val="false"/>
+          <w:iCs w:val="false"/>
+          <w:color w:val="555555"/>
+          <w:sz w:val="21"/>
+          <w:szCs w:val="21"/>
+        </w:rPr>
+        <w:t xml:space="preserve">All emission factors, tariffs, tax rates, grants, and Energy Conservation Measure saving ranges cited in this report are drawn from the calculator's own version-stamped data files (/data/*.json), each of which carries an explicit source field and a proxy flag wherever a figure is an international stand-in. The primary sources behind those files:</w:t>
       </w:r>
     </w:p>
     <w:p>
@@ -5273,182 +5323,7 @@
           <w:sz w:val="21"/>
           <w:szCs w:val="21"/>
         </w:rPr>
-        <w:t xml:space="preserve">SBTi target-gap scoring — a company that ticks “SBTi committed” currently gets no additional output computed against that commitment.</w:t>
-      </w:r>
-    </w:p>
-    <w:p>
-      <w:pPr>
-        <w:pStyle w:val="Heading2"/>
-        <w:spacing w:after="140" w:before="320"/>
-      </w:pPr>
-      <w:r>
-        <w:rPr>
-          <w:rFonts w:ascii="Calibri" w:cs="Calibri" w:eastAsia="Calibri" w:hAnsi="Calibri"/>
-          <w:b/>
-          <w:bCs/>
-          <w:color w:val="0F6B4C"/>
-          <w:sz w:val="24"/>
-          <w:szCs w:val="24"/>
-        </w:rPr>
-        <w:t xml:space="preserve">8.5 Applying this to other sectors and audiences</w:t>
-      </w:r>
-    </w:p>
-    <w:p>
-      <w:pPr>
-        <w:spacing w:after="160" w:line="276"/>
-      </w:pPr>
-      <w:r>
-        <w:rPr>
-          <w:rFonts w:ascii="Calibri" w:cs="Calibri" w:eastAsia="Calibri" w:hAnsi="Calibri"/>
-          <w:b w:val="false"/>
-          <w:bCs w:val="false"/>
-          <w:i w:val="false"/>
-          <w:iCs w:val="false"/>
-          <w:color w:val="1A1A1A"/>
-          <w:sz w:val="21"/>
-          <w:szCs w:val="21"/>
-        </w:rPr>
-        <w:t xml:space="preserve">The underlying architecture — sector-tagged ECM catalog, end-use-weighted bottom-up savings, sourced KPI benchmarking — is not specific to Singapore or to commercial buildings; it requires only a new /data/*.json set (grid factor, tariff, carbon price schedule, sector end-use split, and sector-tagged ECMs) per new market or sector to extend. The same model applies directly to industrial/manufacturing decarbonisation (already partially covered via the Manufacturing sector's process-heat and compressed-air measures) or to a different country's carbon-pricing regime by swapping data/carbon_tax_schedule.json alone.</w:t>
-      </w:r>
-    </w:p>
-    <w:p>
-      <w:r>
-        <w:br w:type="page"/>
-      </w:r>
-    </w:p>
-    <w:p>
-      <w:pPr>
-        <w:pStyle w:val="Heading1"/>
-        <w:pBdr>
-          <w:bottom w:val="single" w:color="0F6B4C" w:sz="8" w:space="4"/>
-        </w:pBdr>
-        <w:spacing w:after="200" w:before="480"/>
-      </w:pPr>
-      <w:r>
-        <w:rPr>
-          <w:rFonts w:ascii="Calibri" w:cs="Calibri" w:eastAsia="Calibri" w:hAnsi="Calibri"/>
-          <w:b/>
-          <w:bCs/>
-          <w:color w:val="0A4A34"/>
-          <w:sz w:val="30"/>
-          <w:szCs w:val="30"/>
-        </w:rPr>
-        <w:t xml:space="preserve">9. Wrap-Up</w:t>
-      </w:r>
-    </w:p>
-    <w:p>
-      <w:pPr>
-        <w:spacing w:after="160" w:line="276"/>
-      </w:pPr>
-      <w:r>
-        <w:rPr>
-          <w:rFonts w:ascii="Calibri" w:cs="Calibri" w:eastAsia="Calibri" w:hAnsi="Calibri"/>
-          <w:b w:val="false"/>
-          <w:bCs w:val="false"/>
-          <w:i w:val="false"/>
-          <w:iCs w:val="false"/>
-          <w:color w:val="1A1A1A"/>
-          <w:sz w:val="21"/>
-          <w:szCs w:val="21"/>
-        </w:rPr>
-        <w:t xml:space="preserve">PEAK Calculator closes a specific, well-evidenced gap: the distance between “we know energy efficiency and decarbonisation matter” and “here is the exact dollar case, tied to a specific, sourced action, that a CFO can approve this quarter.” It does this by replacing a single guessed savings percentage with a bottom-up, traceable chain from a sector's actual energy end-use profile through a catalog of named, sourced Energy Conservation Measures to a dollar figure — and by pairing that with the legislated cost of inaction as Singapore's carbon tax escalates from S$25 to S$45/tCO₂e and beyond.</w:t>
-      </w:r>
-    </w:p>
-    <w:p>
-      <w:pPr>
-        <w:spacing w:after="160" w:line="276"/>
-      </w:pPr>
-      <w:r>
-        <w:rPr>
-          <w:rFonts w:ascii="Calibri" w:cs="Calibri" w:eastAsia="Calibri" w:hAnsi="Calibri"/>
-          <w:b w:val="false"/>
-          <w:bCs w:val="false"/>
-          <w:i w:val="false"/>
-          <w:iCs w:val="false"/>
-          <w:color w:val="1A1A1A"/>
-          <w:sz w:val="21"/>
-          <w:szCs w:val="21"/>
-        </w:rPr>
-        <w:t xml:space="preserve">Every number in the tool is sourced and versioned (Section 4.5, References below); every design decision that could be read as a shortcut — how Scope 3 is treated, how confidence ranges are built, how already-implemented measures are excluded — is a deliberate, documented choice made for defensibility, not an oversight. The nine usability findings in Section 4.1, the stakeholder input in Section 4.2, and the field feedback in Section 4.3 are evidence that this defensibility was tested against real use, not assumed.</w:t>
-      </w:r>
-    </w:p>
-    <w:p>
-      <w:pPr>
-        <w:spacing w:after="160" w:line="276"/>
-      </w:pPr>
-      <w:r>
-        <w:rPr>
-          <w:rFonts w:ascii="Calibri" w:cs="Calibri" w:eastAsia="Calibri" w:hAnsi="Calibri"/>
-          <w:b w:val="false"/>
-          <w:bCs w:val="false"/>
-          <w:i w:val="false"/>
-          <w:iCs w:val="false"/>
-          <w:color w:val="1A1A1A"/>
-          <w:sz w:val="21"/>
-          <w:szCs w:val="21"/>
-        </w:rPr>
-        <w:t xml:space="preserve">What remains (Section 8) is scoped, not open-ended: two identified catalog gaps (solar/REC/EAC measures, refrigerant leak detection and transition), one identified geographic gap (ASEAN grid factors for MNC mode), and a short list of scaffolded features (PDF export, bill OCR, lead capture) waiting on wiring rather than design. The architecture underneath — sourced data files, a bottom-up calculation engine, and a sector-tagged measure catalog — is built to extend to new sectors, new countries, and new regulatory regimes without a rebuild.</w:t>
-      </w:r>
-    </w:p>
-    <w:p>
-      <w:pPr>
-        <w:spacing w:after="160" w:line="276"/>
-      </w:pPr>
-      <w:r>
-        <w:rPr>
-          <w:rFonts w:ascii="Calibri" w:cs="Calibri" w:eastAsia="Calibri" w:hAnsi="Calibri"/>
-          <w:b w:val="false"/>
-          <w:bCs w:val="false"/>
-          <w:i w:val="false"/>
-          <w:iCs w:val="false"/>
-          <w:color w:val="1A1A1A"/>
-          <w:sz w:val="21"/>
-          <w:szCs w:val="21"/>
-        </w:rPr>
-        <w:t xml:space="preserve">For the commercial-building profile this report was written against — a modern Singapore office operator with a facilities team, a finance function that approves on payback, and a sustainability function under growing reporting pressure — PEAK is designed to be the first number in the room, not the last word: a fast, defensible starting point that earns the follow-up conversation, whether that's a deeper site audit, a Resource Advisor deployment for ongoing reporting, or a named EcoStruxure product recommendation with its payback already modelled.</w:t>
-      </w:r>
-    </w:p>
-    <w:p>
-      <w:r>
-        <w:br w:type="page"/>
-      </w:r>
-    </w:p>
-    <w:p>
-      <w:pPr>
-        <w:pStyle w:val="Heading1"/>
-        <w:pBdr>
-          <w:bottom w:val="single" w:color="0F6B4C" w:sz="8" w:space="4"/>
-        </w:pBdr>
-        <w:spacing w:after="200" w:before="480"/>
-      </w:pPr>
-      <w:r>
-        <w:rPr>
-          <w:rFonts w:ascii="Calibri" w:cs="Calibri" w:eastAsia="Calibri" w:hAnsi="Calibri"/>
-          <w:b/>
-          <w:bCs/>
-          <w:color w:val="0A4A34"/>
-          <w:sz w:val="30"/>
-          <w:szCs w:val="30"/>
-        </w:rPr>
-        <w:t xml:space="preserve">References</w:t>
-      </w:r>
-    </w:p>
-    <w:p>
-      <w:pPr>
-        <w:spacing w:after="160" w:line="276"/>
-      </w:pPr>
-      <w:r>
-        <w:rPr>
-          <w:rFonts w:ascii="Calibri" w:cs="Calibri" w:eastAsia="Calibri" w:hAnsi="Calibri"/>
-          <w:b w:val="false"/>
-          <w:bCs w:val="false"/>
-          <w:i w:val="false"/>
-          <w:iCs w:val="false"/>
-          <w:color w:val="555555"/>
-          <w:sz w:val="21"/>
-          <w:szCs w:val="21"/>
-        </w:rPr>
-        <w:t xml:space="preserve">All emission factors, tariffs, tax rates, grants, and Energy Conservation Measure saving ranges cited in this report are drawn from the calculator's own version-stamped data files (/data/*.json), each of which carries an explicit source field and a proxy flag wherever a figure is an international stand-in. The primary sources behind those files:</w:t>
+        <w:t xml:space="preserve">[1] Energy Market Authority (EMA). Grid Emission Factor 2024. Singapore: EMA, 2024.</w:t>
       </w:r>
     </w:p>
     <w:p>
@@ -5467,7 +5342,7 @@
           <w:sz w:val="21"/>
           <w:szCs w:val="21"/>
         </w:rPr>
-        <w:t xml:space="preserve">[1] Energy Market Authority (EMA). Grid Emission Factor 2024. Singapore: EMA, 2024.</w:t>
+        <w:t xml:space="preserve">[2] National Environment Agency (NEA). Carbon Tax in Singapore.</w:t>
       </w:r>
     </w:p>
     <w:p>
@@ -5486,7 +5361,7 @@
           <w:sz w:val="21"/>
           <w:szCs w:val="21"/>
         </w:rPr>
-        <w:t xml:space="preserve">[2] National Environment Agency (NEA). Carbon Tax in Singapore.</w:t>
+        <w:t xml:space="preserve">[3] Ministry of Sustainability and the Environment (MSE). Singapore's Long-Term Low Emissions Development Strategy (LEDS). 2020 (updated 2022).</w:t>
       </w:r>
     </w:p>
     <w:p>
@@ -5505,7 +5380,7 @@
           <w:sz w:val="21"/>
           <w:szCs w:val="21"/>
         </w:rPr>
-        <w:t xml:space="preserve">[3] Ministry of Sustainability and the Environment (MSE). Singapore's Long-Term Low Emissions Development Strategy (LEDS). 2020 (updated 2022).</w:t>
+        <w:t xml:space="preserve">[4] National Environment Agency (NEA). Singapore Emission Factors Registry (SEFR).</w:t>
       </w:r>
     </w:p>
     <w:p>
@@ -5524,7 +5399,7 @@
           <w:sz w:val="21"/>
           <w:szCs w:val="21"/>
         </w:rPr>
-        <w:t xml:space="preserve">[4] National Environment Agency (NEA). Singapore Emission Factors Registry (SEFR).</w:t>
+        <w:t xml:space="preserve">[5] SP Group. Quarterly Electricity Tariff Announcements.</w:t>
       </w:r>
     </w:p>
     <w:p>
@@ -5543,7 +5418,7 @@
           <w:sz w:val="21"/>
           <w:szCs w:val="21"/>
         </w:rPr>
-        <w:t xml:space="preserve">[5] SP Group. Quarterly Electricity Tariff Announcements.</w:t>
+        <w:t xml:space="preserve">[6] EnterpriseSG / GoBusiness. Energy Efficiency Grant (EEG).</w:t>
       </w:r>
     </w:p>
     <w:p>
@@ -5562,7 +5437,7 @@
           <w:sz w:val="21"/>
           <w:szCs w:val="21"/>
         </w:rPr>
-        <w:t xml:space="preserve">[6] EnterpriseSG / GoBusiness. Energy Efficiency Grant (EEG).</w:t>
+        <w:t xml:space="preserve">[7] Building and Construction Authority (BCA). Green Mark for Buildings — Energy Benchmarks.</w:t>
       </w:r>
     </w:p>
     <w:p>
@@ -5581,7 +5456,7 @@
           <w:sz w:val="21"/>
           <w:szCs w:val="21"/>
         </w:rPr>
-        <w:t xml:space="preserve">[7] Building and Construction Authority (BCA). Green Mark for Buildings — Energy Benchmarks.</w:t>
+        <w:t xml:space="preserve">[8] Carbon Pricing (Amendment) Act 2022. Republic of Singapore Government Gazette.</w:t>
       </w:r>
     </w:p>
     <w:p>
@@ -5600,7 +5475,7 @@
           <w:sz w:val="21"/>
           <w:szCs w:val="21"/>
         </w:rPr>
-        <w:t xml:space="preserve">[8] Carbon Pricing (Amendment) Act 2022. Republic of Singapore Government Gazette.</w:t>
+        <w:t xml:space="preserve">[9] UK Department for Energy Security and Net Zero (DESNZ) / DEFRA. Greenhouse Gas Reporting: Conversion Factors, 2024–2026 editions.</w:t>
       </w:r>
     </w:p>
     <w:p>
@@ -5619,7 +5494,7 @@
           <w:sz w:val="21"/>
           <w:szCs w:val="21"/>
         </w:rPr>
-        <w:t xml:space="preserve">[9] UK Department for Energy Security and Net Zero (DESNZ) / DEFRA. Greenhouse Gas Reporting: Conversion Factors, 2024–2026 editions.</w:t>
+        <w:t xml:space="preserve">[10] US Environmental Protection Agency (EPA). Supply Chain Greenhouse Gas Emission Factors v2.0 (EEIO Model). Washington DC: EPA, 2022.</w:t>
       </w:r>
     </w:p>
     <w:p>
@@ -5638,7 +5513,7 @@
           <w:sz w:val="21"/>
           <w:szCs w:val="21"/>
         </w:rPr>
-        <w:t xml:space="preserve">[10] US Environmental Protection Agency (EPA). Supply Chain Greenhouse Gas Emission Factors v2.0 (EEIO Model). Washington DC: EPA, 2022.</w:t>
+        <w:t xml:space="preserve">[11] Intergovernmental Panel on Climate Change (IPCC). Climate Change 2021: The Physical Science Basis — Sixth Assessment Report (AR6) / Fifth Assessment Report (AR5), Global Warming Potentials.</w:t>
       </w:r>
     </w:p>
     <w:p>
@@ -5657,7 +5532,7 @@
           <w:sz w:val="21"/>
           <w:szCs w:val="21"/>
         </w:rPr>
-        <w:t xml:space="preserve">[11] Intergovernmental Panel on Climate Change (IPCC). Climate Change 2021: The Physical Science Basis — Sixth Assessment Report (AR6) / Fifth Assessment Report (AR5), Global Warming Potentials.</w:t>
+        <w:t xml:space="preserve">[12] GHG Protocol. Corporate Value Chain (Scope 3) Accounting and Reporting Standard. Washington DC: WRI &amp; WBCSD, 2011.</w:t>
       </w:r>
     </w:p>
     <w:p>
@@ -5676,7 +5551,7 @@
           <w:sz w:val="21"/>
           <w:szCs w:val="21"/>
         </w:rPr>
-        <w:t xml:space="preserve">[12] GHG Protocol. Corporate Value Chain (Scope 3) Accounting and Reporting Standard. Washington DC: WRI &amp; WBCSD, 2011.</w:t>
+        <w:t xml:space="preserve">[13] GHG Protocol. A Corporate Accounting and Reporting Standard (Corporate Standard). Revised edition. WRI &amp; WBCSD, 2015.</w:t>
       </w:r>
     </w:p>
     <w:p>
@@ -5695,7 +5570,7 @@
           <w:sz w:val="21"/>
           <w:szCs w:val="21"/>
         </w:rPr>
-        <w:t xml:space="preserve">[13] GHG Protocol. A Corporate Accounting and Reporting Standard (Corporate Standard). Revised edition. WRI &amp; WBCSD, 2015.</w:t>
+        <w:t xml:space="preserve">[14] International Financial Reporting Standards Foundation (IFRS). IFRS S2 Climate-related Disclosures. London: IFRS Foundation, 2023.</w:t>
       </w:r>
     </w:p>
     <w:p>
@@ -5714,7 +5589,7 @@
           <w:sz w:val="21"/>
           <w:szCs w:val="21"/>
         </w:rPr>
-        <w:t xml:space="preserve">[14] International Financial Reporting Standards Foundation (IFRS). IFRS S2 Climate-related Disclosures. London: IFRS Foundation, 2023.</w:t>
+        <w:t xml:space="preserve">[15] Science Based Targets initiative (SBTi). Corporate Net-Zero Standard v1.1. Brussels: SBTi, 2023.</w:t>
       </w:r>
     </w:p>
     <w:p>
@@ -5733,7 +5608,7 @@
           <w:sz w:val="21"/>
           <w:szCs w:val="21"/>
         </w:rPr>
-        <w:t xml:space="preserve">[15] Science Based Targets initiative (SBTi). Corporate Net-Zero Standard v1.1. Brussels: SBTi, 2023.</w:t>
+        <w:t xml:space="preserve">[16] Singapore Exchange (SGX). Sustainability Reporting — Climate Reporting Requirements for Listed Companies. 2023.</w:t>
       </w:r>
     </w:p>
     <w:p>
@@ -5752,7 +5627,7 @@
           <w:sz w:val="21"/>
           <w:szCs w:val="21"/>
         </w:rPr>
-        <w:t xml:space="preserve">[16] Singapore Exchange (SGX). Sustainability Reporting — Climate Reporting Requirements for Listed Companies. 2023.</w:t>
+        <w:t xml:space="preserve">[17] US Department of Energy (DOE) and ENERGY STAR. Energy Conservation Measure savings ranges (lighting, HVAC, refrigeration, cooking, compressed air, process heat).</w:t>
       </w:r>
     </w:p>
     <w:p>
@@ -5771,7 +5646,7 @@
           <w:sz w:val="21"/>
           <w:szCs w:val="21"/>
         </w:rPr>
-        <w:t xml:space="preserve">[17] US Department of Energy (DOE) and ENERGY STAR. Energy Conservation Measure savings ranges (lighting, HVAC, refrigeration, cooking, compressed air, process heat).</w:t>
+        <w:t xml:space="preserve">[18] ASHRAE / ASHRAE Guideline 36. Chiller plant sequencing and condenser water reset guidance.</w:t>
       </w:r>
     </w:p>
     <w:p>
@@ -5790,7 +5665,7 @@
           <w:sz w:val="21"/>
           <w:szCs w:val="21"/>
         </w:rPr>
-        <w:t xml:space="preserve">[18] ASHRAE / ASHRAE Guideline 36. Chiller plant sequencing and condenser water reset guidance.</w:t>
+        <w:t xml:space="preserve">[19] US Energy Information Administration (EIA). Commercial Buildings Energy Consumption Survey (CBECS); Today in Energy (restaurant/lodging end-use data).</w:t>
       </w:r>
     </w:p>
     <w:p>
@@ -5809,26 +5684,7 @@
           <w:sz w:val="21"/>
           <w:szCs w:val="21"/>
         </w:rPr>
-        <w:t xml:space="preserve">[19] US Energy Information Administration (EIA). Commercial Buildings Energy Consumption Survey (CBECS); Today in Energy (restaurant/lodging end-use data).</w:t>
-      </w:r>
-    </w:p>
-    <w:p>
-      <w:pPr>
-        <w:pStyle w:val="ListParagraph"/>
-        <w:numPr>
-          <w:ilvl w:val="0"/>
-          <w:numId w:val="2"/>
-        </w:numPr>
-        <w:spacing w:after="90" w:line="264"/>
-      </w:pPr>
-      <w:r>
-        <w:rPr>
-          <w:rFonts w:ascii="Calibri" w:cs="Calibri" w:eastAsia="Calibri" w:hAnsi="Calibri"/>
-          <w:color w:val="1A1A1A"/>
-          <w:sz w:val="21"/>
-          <w:szCs w:val="21"/>
-        </w:rPr>
-        <w:t xml:space="preserve">[20] Schneider Electric. Case studies: Marina Bay Sands; JLL Asia-Pacific HQ; Marriott International; Chew's Agriculture; Kallang Pulse (Schneider Electric Singapore HQ).</w:t>
+        <w:t>[20] Schneider Electric. Case studies: JLL Asia-Pacific HQ; Samwoh Smart Hub; Marriott International; Chew's Agriculture; Kallang Pulse (Schneider Electric Singapore HQ).</w:t>
       </w:r>
     </w:p>
     <w:sectPr>

--- a/PEAK_Calculator_Report.docx
+++ b/PEAK_Calculator_Report.docx
@@ -754,7 +754,7 @@
           <w:sz w:val="21"/>
           <w:szCs w:val="21"/>
         </w:rPr>
-        <w:t xml:space="preserve">Nine issues were found and fixed during build-and-test iteration, tagged by severity (H = high, M = moderate, L = low) and tracked inline in the codebase so every subsequent change can be checked against them:</w:t>
+        <w:t>Twelve issues were found and fixed during build-and-test iteration, tagged by severity (H = high, M = moderate, L = low) and tracked inline in the codebase so every subsequent change can be checked against them:</w:t>
       </w:r>
     </w:p>
     <w:tbl>
@@ -1818,6 +1818,320 @@
           </w:p>
         </w:tc>
       </w:tr>
+      <w:tr>
+        <w:tc>
+          <w:tcPr>
+            <w:tcW w:type="dxa" w:w="700"/>
+            <w:shd w:fill="F2F5F1" w:val="clear"/>
+            <w:tcMar>
+              <w:top w:type="dxa" w:w="90"/>
+              <w:left w:type="dxa" w:w="110"/>
+              <w:bottom w:type="dxa" w:w="90"/>
+              <w:right w:type="dxa" w:w="110"/>
+            </w:tcMar>
+            <w:vAlign w:val="center"/>
+          </w:tcPr>
+          <w:p>
+            <w:r>
+              <w:rPr>
+                <w:rFonts w:ascii="Calibri" w:cs="Calibri" w:eastAsia="Calibri" w:hAnsi="Calibri"/>
+                <w:b w:val="false"/>
+                <w:bCs w:val="false"/>
+                <w:color w:val="1A1A1A"/>
+                <w:sz w:val="19"/>
+                <w:szCs w:val="19"/>
+              </w:rPr>
+              <w:t>M7</w:t>
+            </w:r>
+          </w:p>
+        </w:tc>
+        <w:tc>
+          <w:tcPr>
+            <w:tcW w:type="dxa" w:w="1100"/>
+            <w:shd w:fill="F2F5F1" w:val="clear"/>
+            <w:tcMar>
+              <w:top w:type="dxa" w:w="90"/>
+              <w:left w:type="dxa" w:w="110"/>
+              <w:bottom w:type="dxa" w:w="90"/>
+              <w:right w:type="dxa" w:w="110"/>
+            </w:tcMar>
+            <w:vAlign w:val="center"/>
+          </w:tcPr>
+          <w:p>
+            <w:r>
+              <w:rPr>
+                <w:rFonts w:ascii="Calibri" w:cs="Calibri" w:eastAsia="Calibri" w:hAnsi="Calibri"/>
+                <w:b w:val="false"/>
+                <w:bCs w:val="false"/>
+                <w:color w:val="1A1A1A"/>
+                <w:sz w:val="19"/>
+                <w:szCs w:val="19"/>
+              </w:rPr>
+              <w:t>Moderate</w:t>
+            </w:r>
+          </w:p>
+        </w:tc>
+        <w:tc>
+          <w:tcPr>
+            <w:tcW w:type="dxa" w:w="2600"/>
+            <w:shd w:fill="F2F5F1" w:val="clear"/>
+            <w:tcMar>
+              <w:top w:type="dxa" w:w="90"/>
+              <w:left w:type="dxa" w:w="110"/>
+              <w:bottom w:type="dxa" w:w="90"/>
+              <w:right w:type="dxa" w:w="110"/>
+            </w:tcMar>
+            <w:vAlign w:val="center"/>
+          </w:tcPr>
+          <w:p>
+            <w:r>
+              <w:rPr>
+                <w:rFonts w:ascii="Calibri" w:cs="Calibri" w:eastAsia="Calibri" w:hAnsi="Calibri"/>
+                <w:b w:val="false"/>
+                <w:bCs w:val="false"/>
+                <w:color w:val="1A1A1A"/>
+                <w:sz w:val="19"/>
+                <w:szCs w:val="19"/>
+              </w:rPr>
+              <w:t>Chart's Y-axis auto-scaled to whatever was ticked</w:t>
+            </w:r>
+          </w:p>
+        </w:tc>
+        <w:tc>
+          <w:tcPr>
+            <w:tcW w:type="dxa" w:w="5200"/>
+            <w:shd w:fill="F2F5F1" w:val="clear"/>
+            <w:tcMar>
+              <w:top w:type="dxa" w:w="90"/>
+              <w:left w:type="dxa" w:w="110"/>
+              <w:bottom w:type="dxa" w:w="90"/>
+              <w:right w:type="dxa" w:w="110"/>
+            </w:tcMar>
+            <w:vAlign w:val="center"/>
+          </w:tcPr>
+          <w:p>
+            <w:r>
+              <w:rPr>
+                <w:rFonts w:ascii="Calibri" w:cs="Calibri" w:eastAsia="Calibri" w:hAnsi="Calibri"/>
+                <w:b w:val="false"/>
+                <w:bCs w:val="false"/>
+                <w:color w:val="1A1A1A"/>
+                <w:sz w:val="19"/>
+                <w:szCs w:val="19"/>
+              </w:rPr>
+              <w:t>The “cost of doing nothing vs. acting” chart's Y-axis upper bound recalculated on every checkbox toggle, so unticking a measure could shrink the axis ceiling along with the line — making the line look just as tall, or taller, right after removing something. Fixed by fixing the ceiling against the full candidate set (every measure, ticked or not), so only the line moves, never the axis.</w:t>
+            </w:r>
+          </w:p>
+        </w:tc>
+      </w:tr>
+      <w:tr>
+        <w:tc>
+          <w:tcPr>
+            <w:tcW w:type="dxa" w:w="700"/>
+            <w:tcMar>
+              <w:top w:type="dxa" w:w="90"/>
+              <w:left w:type="dxa" w:w="110"/>
+              <w:bottom w:type="dxa" w:w="90"/>
+              <w:right w:type="dxa" w:w="110"/>
+            </w:tcMar>
+            <w:vAlign w:val="center"/>
+          </w:tcPr>
+          <w:p>
+            <w:r>
+              <w:rPr>
+                <w:rFonts w:ascii="Calibri" w:cs="Calibri" w:eastAsia="Calibri" w:hAnsi="Calibri"/>
+                <w:b w:val="false"/>
+                <w:bCs w:val="false"/>
+                <w:color w:val="1A1A1A"/>
+                <w:sz w:val="19"/>
+                <w:szCs w:val="19"/>
+              </w:rPr>
+              <w:t>M8</w:t>
+            </w:r>
+          </w:p>
+        </w:tc>
+        <w:tc>
+          <w:tcPr>
+            <w:tcW w:type="dxa" w:w="1100"/>
+            <w:tcMar>
+              <w:top w:type="dxa" w:w="90"/>
+              <w:left w:type="dxa" w:w="110"/>
+              <w:bottom w:type="dxa" w:w="90"/>
+              <w:right w:type="dxa" w:w="110"/>
+            </w:tcMar>
+            <w:vAlign w:val="center"/>
+          </w:tcPr>
+          <w:p>
+            <w:r>
+              <w:rPr>
+                <w:rFonts w:ascii="Calibri" w:cs="Calibri" w:eastAsia="Calibri" w:hAnsi="Calibri"/>
+                <w:b w:val="false"/>
+                <w:bCs w:val="false"/>
+                <w:color w:val="1A1A1A"/>
+                <w:sz w:val="19"/>
+                <w:szCs w:val="19"/>
+              </w:rPr>
+              <w:t>Moderate</w:t>
+            </w:r>
+          </w:p>
+        </w:tc>
+        <w:tc>
+          <w:tcPr>
+            <w:tcW w:type="dxa" w:w="2600"/>
+            <w:tcMar>
+              <w:top w:type="dxa" w:w="90"/>
+              <w:left w:type="dxa" w:w="110"/>
+              <w:bottom w:type="dxa" w:w="90"/>
+              <w:right w:type="dxa" w:w="110"/>
+            </w:tcMar>
+            <w:vAlign w:val="center"/>
+          </w:tcPr>
+          <w:p>
+            <w:r>
+              <w:rPr>
+                <w:rFonts w:ascii="Calibri" w:cs="Calibri" w:eastAsia="Calibri" w:hAnsi="Calibri"/>
+                <w:b w:val="false"/>
+                <w:bCs w:val="false"/>
+                <w:color w:val="1A1A1A"/>
+                <w:sz w:val="19"/>
+                <w:szCs w:val="19"/>
+              </w:rPr>
+              <w:t>Tied Top-3 measures silently dropped one arbitrarily</w:t>
+            </w:r>
+          </w:p>
+        </w:tc>
+        <w:tc>
+          <w:tcPr>
+            <w:tcW w:type="dxa" w:w="5200"/>
+            <w:tcMar>
+              <w:top w:type="dxa" w:w="90"/>
+              <w:left w:type="dxa" w:w="110"/>
+              <w:bottom w:type="dxa" w:w="90"/>
+              <w:right w:type="dxa" w:w="110"/>
+            </w:tcMar>
+            <w:vAlign w:val="center"/>
+          </w:tcPr>
+          <w:p>
+            <w:r>
+              <w:rPr>
+                <w:rFonts w:ascii="Calibri" w:cs="Calibri" w:eastAsia="Calibri" w:hAnsi="Calibri"/>
+                <w:b w:val="false"/>
+                <w:bCs w:val="false"/>
+                <w:color w:val="1A1A1A"/>
+                <w:sz w:val="19"/>
+                <w:szCs w:val="19"/>
+              </w:rPr>
+              <w:t>Two measures can land on the exact same payback by construction (same end-use, cost tier, and saving range — not a rounding coincidence), and the ranking logic picked one over the other via array order with no explanation. Fixed by dense-ranking instead: tied measures now share the same rank (e.g. two “#3 recommended” badges), shown consistently across the results hero, the in-depth breakdown, and the interactive checklist.</w:t>
+            </w:r>
+          </w:p>
+        </w:tc>
+      </w:tr>
+      <w:tr>
+        <w:tc>
+          <w:tcPr>
+            <w:tcW w:type="dxa" w:w="700"/>
+            <w:shd w:fill="F2F5F1" w:val="clear"/>
+            <w:tcMar>
+              <w:top w:type="dxa" w:w="90"/>
+              <w:left w:type="dxa" w:w="110"/>
+              <w:bottom w:type="dxa" w:w="90"/>
+              <w:right w:type="dxa" w:w="110"/>
+            </w:tcMar>
+            <w:vAlign w:val="center"/>
+          </w:tcPr>
+          <w:p>
+            <w:r>
+              <w:rPr>
+                <w:rFonts w:ascii="Calibri" w:cs="Calibri" w:eastAsia="Calibri" w:hAnsi="Calibri"/>
+                <w:b w:val="false"/>
+                <w:bCs w:val="false"/>
+                <w:color w:val="1A1A1A"/>
+                <w:sz w:val="19"/>
+                <w:szCs w:val="19"/>
+              </w:rPr>
+              <w:t>M9</w:t>
+            </w:r>
+          </w:p>
+        </w:tc>
+        <w:tc>
+          <w:tcPr>
+            <w:tcW w:type="dxa" w:w="1100"/>
+            <w:shd w:fill="F2F5F1" w:val="clear"/>
+            <w:tcMar>
+              <w:top w:type="dxa" w:w="90"/>
+              <w:left w:type="dxa" w:w="110"/>
+              <w:bottom w:type="dxa" w:w="90"/>
+              <w:right w:type="dxa" w:w="110"/>
+            </w:tcMar>
+            <w:vAlign w:val="center"/>
+          </w:tcPr>
+          <w:p>
+            <w:r>
+              <w:rPr>
+                <w:rFonts w:ascii="Calibri" w:cs="Calibri" w:eastAsia="Calibri" w:hAnsi="Calibri"/>
+                <w:b w:val="false"/>
+                <w:bCs w:val="false"/>
+                <w:color w:val="1A1A1A"/>
+                <w:sz w:val="19"/>
+                <w:szCs w:val="19"/>
+              </w:rPr>
+              <w:t>Moderate</w:t>
+            </w:r>
+          </w:p>
+        </w:tc>
+        <w:tc>
+          <w:tcPr>
+            <w:tcW w:type="dxa" w:w="2600"/>
+            <w:shd w:fill="F2F5F1" w:val="clear"/>
+            <w:tcMar>
+              <w:top w:type="dxa" w:w="90"/>
+              <w:left w:type="dxa" w:w="110"/>
+              <w:bottom w:type="dxa" w:w="90"/>
+              <w:right w:type="dxa" w:w="110"/>
+            </w:tcMar>
+            <w:vAlign w:val="center"/>
+          </w:tcPr>
+          <w:p>
+            <w:r>
+              <w:rPr>
+                <w:rFonts w:ascii="Calibri" w:cs="Calibri" w:eastAsia="Calibri" w:hAnsi="Calibri"/>
+                <w:b w:val="false"/>
+                <w:bCs w:val="false"/>
+                <w:color w:val="1A1A1A"/>
+                <w:sz w:val="19"/>
+                <w:szCs w:val="19"/>
+              </w:rPr>
+              <w:t>Broken-looking chart for a sector with no ECM catalog data</w:t>
+            </w:r>
+          </w:p>
+        </w:tc>
+        <w:tc>
+          <w:tcPr>
+            <w:tcW w:type="dxa" w:w="5200"/>
+            <w:shd w:fill="F2F5F1" w:val="clear"/>
+            <w:tcMar>
+              <w:top w:type="dxa" w:w="90"/>
+              <w:left w:type="dxa" w:w="110"/>
+              <w:bottom w:type="dxa" w:w="90"/>
+              <w:right w:type="dxa" w:w="110"/>
+            </w:tcMar>
+            <w:vAlign w:val="center"/>
+          </w:tcPr>
+          <w:p>
+            <w:r>
+              <w:rPr>
+                <w:rFonts w:ascii="Calibri" w:cs="Calibri" w:eastAsia="Calibri" w:hAnsi="Calibri"/>
+                <w:b w:val="false"/>
+                <w:bCs w:val="false"/>
+                <w:color w:val="1A1A1A"/>
+                <w:sz w:val="19"/>
+                <w:szCs w:val="19"/>
+              </w:rPr>
+              <w:t>Selecting the “Other” sector (no sourced Energy Conservation Measure data in this tool) left the chart's numeric range genuinely at zero, which combined with the M7 fix produced an axis whose every tick rounded to “0k” — technically correct, but read as broken. Fixed with an explicit empty-state message explaining why, instead of a degenerate axis.</w:t>
+            </w:r>
+          </w:p>
+        </w:tc>
+      </w:tr>
     </w:tbl>
     <w:p>
       <w:pPr>
@@ -2470,7 +2784,7 @@
           <w:sz w:val="21"/>
           <w:szCs w:val="21"/>
         </w:rPr>
-        <w:t>Beyond usability testing, every emission factor, tariff, tax rate, grant figure, and ECM saving range used by the calculator is sourced from an authoritative published body (EMA, NEA/SEFR, MSE, SP Group, EnterpriseSG, BCA Green Mark, IPCC AR5, UK DESNZ/DEFRA, US EPA EEIO, ASHRAE, US DOE, ENERGY STAR) and stored in version-stamped JSON files under /data, each carrying an explicit source field and a proxy flag wherever a figure is an international stand-in rather than a Singapore-specific one. This is what allows every number EcoStruxure Value Advisor produces to survive the scrutiny described in Section 3.3 — see the full References list at the end of this report. Two examples from this build cycle: a 45-test automated suite added against the calculation engine caught a real, previously-unreachable-but-latent bug in the carbon-tax rate function (a pre-2024 calendar year fell through to the wrong legislated rate); and a sector energy-intensity benchmark (Office/Professional Services, Hospitality, Retail, Healthcare) that an earlier research pass had left unresolved — two WebSearch passes returned internally conflicting figures — was corrected by going directly to BCA's own primary-source Building Energy Benchmarks spreadsheet rather than trusting secondary summaries.</w:t>
+        <w:t>Beyond usability testing, every emission factor, tariff, tax rate, grant figure, and ECM saving range used by the calculator is sourced from an authoritative published body (EMA, NEA/SEFR, MSE, SP Group, EnterpriseSG, BCA Green Mark, IPCC AR5, UK DESNZ/DEFRA, US EPA EEIO, ASHRAE, US DOE, ENERGY STAR) and stored in version-stamped JSON files under /data, each carrying an explicit source field and a proxy flag wherever a figure is an international stand-in rather than a Singapore-specific one. This is what allows every number EcoStruxure Value Advisor produces to survive the scrutiny described in Section 3.3 — see the full References list at the end of this report. Three examples of the automated test suite (now 49 tests against the calculation engine, grown from 45 earlier in the build) catching real bugs before they reached a user: a previously-unreachable-but-latent bug in the carbon-tax rate function (a pre-2024 calendar year fell through to the wrong legislated rate); a sector energy-intensity benchmark (Office/Professional Services, Hospitality, Retail, Healthcare) that an earlier research pass had left unresolved — two WebSearch passes returned internally conflicting figures — corrected by going directly to BCA's own primary-source Building Energy Benchmarks spreadsheet rather than trusting secondary summaries; and two Top-3 recommended measures that turned out to share an identical payback by construction (same end-use, cost tier, and saving range) — a regression test now locks in that both are credited with the same rank rather than one arbitrarily bumping the other out of the recommendation.</w:t>
       </w:r>
     </w:p>
     <w:p>
@@ -4855,7 +5169,7 @@
           <w:sz w:val="21"/>
           <w:szCs w:val="21"/>
         </w:rPr>
-        <w:t>The most direct way to demonstrate this tool is to apply it to the reader's own organisation, not a synthetic example. Using only public information — company press coverage, commercial property records, and BCA Green Mark certifications — the calculator's own engine was run, unmodified, against researched Singapore HQ profiles for Thales (Ayer Rajah Crescent, Manufacturing/MRO), Monee (Sea Ltd's digital financial services arm, Rochester Commons), and Garena (Sea Ltd's digital entertainment arm, Galaxis) — producing three full illustration reports. Each one leads with an executive summary; discloses every assumption explicitly, including a dedicated Scope 1, 2 &amp; 3 estimates table before any result is shown; names every measure behind its saving-rate percentage rather than citing an unlabelled figure; and closes with a dedicated Limitations section, including an explicit reconciliation note covering the one place these reports' own numbers don't sum arithmetically — individual measures' $/year figures are each computed independently, while the headline rate applies the calculator's proper diminishing-returns combination across measures sharing a building area, so the two are expected to differ and both are labelled accordingly. These reports are included alongside this one.</w:t>
+        <w:t>The most direct way to demonstrate this tool is to apply it to the reader's own organisation, not a synthetic example. Using only public information — company press coverage, commercial property records, and BCA Green Mark certifications — the calculator's own engine was run, unmodified, against researched Singapore HQ profiles for Thales (Ayer Rajah Crescent, Manufacturing/MRO), Monee (Sea Ltd's digital financial services arm, Rochester Commons), and Garena (Sea Ltd's digital entertainment arm, Galaxis) — producing three full illustration reports. Each one leads with an executive summary; discloses every assumption explicitly, including a dedicated Scope 1, 2 &amp; 3 estimates table before any result is shown; names every measure behind its saving-rate percentage rather than citing an unlabelled figure; and closes with a dedicated Limitations section, including an explicit reconciliation note covering the one place these reports' own numbers don't sum arithmetically — individual measures' $/year figures are each computed independently, while the headline rate applies the calculator's proper diminishing-returns combination across measures sharing a building area, so the two are expected to differ and both are labelled accordingly. For Monee and Garena — both tenants in landlord-managed, BCA Green Mark Platinum buildings (Rochester Commons and Galaxis respectively) — a further refinement was applied: base-building plant measures the tenant doesn't control (chiller replacement, chiller-plant optimisation, plant-room ventilation) are shown in each report's full measure breakdown for completeness, but excluded from the headline savings rate and dollar figures, which are restricted to measures a tenant can actually act on directly. This moved the initial figure from an uncredible 37% on an already-certified-efficient building neither company controls the plant of, down to a defensible 28% — using the same calculation engine, with no numbers hand-edited. These reports are included alongside this one.</w:t>
       </w:r>
     </w:p>
     <w:p>
